--- a/public/doc-templates/Magang/perpanjangan-mkt.docx
+++ b/public/doc-templates/Magang/perpanjangan-mkt.docx
@@ -2137,7 +2137,7 @@
                 <w:szCs w:val="24"/>
                 <w:u w:val="single"/>
               </w:rPr>
-              <w:t>{nama_dosen1}</w:t>
+              <w:t xml:space="preserve">{nama_pembimbing}</w:t>
             </w:r>
           </w:p>
           <w:p>
@@ -2167,7 +2167,7 @@
                 <w:sz w:val="24"/>
                 <w:szCs w:val="24"/>
               </w:rPr>
-              <w:t>{nip1}</w:t>
+              <w:t xml:space="preserve">{nip_pembimbing}</w:t>
             </w:r>
           </w:p>
         </w:tc>
@@ -2524,7 +2524,7 @@
           <w:sz w:val="24"/>
           <w:szCs w:val="24"/>
         </w:rPr>
-        <w:t>{nama_dosen1}</w:t>
+        <w:t xml:space="preserve">{nama_pembimbing}</w:t>
       </w:r>
     </w:p>
     <w:p>
@@ -2583,7 +2583,7 @@
           <w:sz w:val="24"/>
           <w:szCs w:val="24"/>
         </w:rPr>
-        <w:t>{nip1}</w:t>
+        <w:t xml:space="preserve">{nip_pembimbing}</w:t>
       </w:r>
     </w:p>
     <w:tbl>
